--- a/Лаб4 КИРПО ТС J3111.docx
+++ b/Лаб4 КИРПО ТС J3111.docx
@@ -443,22 +443,22 @@
       <w:sdtContent>
         <w:p>
           <w:pPr>
-            <w:pStyle w:val="af5"/>
+            <w:pStyle w:val="TOCHeading"/>
             <w:jc w:val="center"/>
             <w:rPr>
-              <w:rStyle w:val="13"/>
+              <w:rStyle w:val="10"/>
             </w:rPr>
           </w:pPr>
           <w:r>
             <w:rPr>
-              <w:rStyle w:val="13"/>
+              <w:rStyle w:val="10"/>
             </w:rPr>
             <w:t>Содержание</w:t>
           </w:r>
         </w:p>
         <w:p>
           <w:pPr>
-            <w:pStyle w:val="11"/>
+            <w:pStyle w:val="TOC1"/>
             <w:tabs>
               <w:tab w:val="right" w:leader="dot" w:pos="9488"/>
             </w:tabs>
@@ -482,7 +482,7 @@
           <w:hyperlink w:anchor="_Toc185537265" w:history="1">
             <w:r>
               <w:rPr>
-                <w:rStyle w:val="af"/>
+                <w:rStyle w:val="Hyperlink"/>
                 <w:noProof/>
               </w:rPr>
               <w:t>Введение</w:t>
@@ -539,7 +539,7 @@
         </w:p>
         <w:p>
           <w:pPr>
-            <w:pStyle w:val="25"/>
+            <w:pStyle w:val="TOC2"/>
             <w:tabs>
               <w:tab w:val="left" w:pos="880"/>
               <w:tab w:val="right" w:leader="dot" w:pos="9488"/>
@@ -555,7 +555,7 @@
           <w:hyperlink w:anchor="_Toc185537266" w:history="1">
             <w:r>
               <w:rPr>
-                <w:rStyle w:val="af"/>
+                <w:rStyle w:val="Hyperlink"/>
                 <w:noProof/>
                 <w:lang w:val="en-US"/>
               </w:rPr>
@@ -573,7 +573,7 @@
             </w:r>
             <w:r>
               <w:rPr>
-                <w:rStyle w:val="af"/>
+                <w:rStyle w:val="Hyperlink"/>
                 <w:noProof/>
               </w:rPr>
               <w:t>Цель</w:t>
@@ -630,7 +630,7 @@
         </w:p>
         <w:p>
           <w:pPr>
-            <w:pStyle w:val="25"/>
+            <w:pStyle w:val="TOC2"/>
             <w:tabs>
               <w:tab w:val="left" w:pos="880"/>
               <w:tab w:val="right" w:leader="dot" w:pos="9488"/>
@@ -646,7 +646,7 @@
           <w:hyperlink w:anchor="_Toc185537267" w:history="1">
             <w:r>
               <w:rPr>
-                <w:rStyle w:val="af"/>
+                <w:rStyle w:val="Hyperlink"/>
                 <w:noProof/>
               </w:rPr>
               <w:t>1.2</w:t>
@@ -663,7 +663,7 @@
             </w:r>
             <w:r>
               <w:rPr>
-                <w:rStyle w:val="af"/>
+                <w:rStyle w:val="Hyperlink"/>
                 <w:noProof/>
               </w:rPr>
               <w:t>Задачи</w:t>
@@ -720,7 +720,7 @@
         </w:p>
         <w:p>
           <w:pPr>
-            <w:pStyle w:val="11"/>
+            <w:pStyle w:val="TOC1"/>
             <w:tabs>
               <w:tab w:val="right" w:leader="dot" w:pos="9488"/>
             </w:tabs>
@@ -735,7 +735,7 @@
           <w:hyperlink w:anchor="_Toc185537268" w:history="1">
             <w:r>
               <w:rPr>
-                <w:rStyle w:val="af"/>
+                <w:rStyle w:val="Hyperlink"/>
                 <w:noProof/>
               </w:rPr>
               <w:t>Теоретическая подготовка</w:t>
@@ -792,7 +792,7 @@
         </w:p>
         <w:p>
           <w:pPr>
-            <w:pStyle w:val="11"/>
+            <w:pStyle w:val="TOC1"/>
             <w:tabs>
               <w:tab w:val="right" w:leader="dot" w:pos="9488"/>
             </w:tabs>
@@ -807,7 +807,7 @@
           <w:hyperlink w:anchor="_Toc185537269" w:history="1">
             <w:r>
               <w:rPr>
-                <w:rStyle w:val="af"/>
+                <w:rStyle w:val="Hyperlink"/>
                 <w:noProof/>
               </w:rPr>
               <w:t>Реализация</w:t>
@@ -864,7 +864,7 @@
         </w:p>
         <w:p>
           <w:pPr>
-            <w:pStyle w:val="11"/>
+            <w:pStyle w:val="TOC1"/>
             <w:tabs>
               <w:tab w:val="right" w:leader="dot" w:pos="9488"/>
             </w:tabs>
@@ -879,7 +879,7 @@
           <w:hyperlink w:anchor="_Toc185537270" w:history="1">
             <w:r>
               <w:rPr>
-                <w:rStyle w:val="af"/>
+                <w:rStyle w:val="Hyperlink"/>
                 <w:noProof/>
               </w:rPr>
               <w:t>Экспериментальная часть</w:t>
@@ -936,7 +936,7 @@
         </w:p>
         <w:p>
           <w:pPr>
-            <w:pStyle w:val="25"/>
+            <w:pStyle w:val="TOC2"/>
             <w:tabs>
               <w:tab w:val="left" w:pos="880"/>
               <w:tab w:val="right" w:leader="dot" w:pos="9488"/>
@@ -952,7 +952,7 @@
           <w:hyperlink w:anchor="_Toc185537271" w:history="1">
             <w:r>
               <w:rPr>
-                <w:rStyle w:val="af"/>
+                <w:rStyle w:val="Hyperlink"/>
                 <w:noProof/>
                 <w:lang w:val="en-US"/>
               </w:rPr>
@@ -970,7 +970,7 @@
             </w:r>
             <w:r>
               <w:rPr>
-                <w:rStyle w:val="af"/>
+                <w:rStyle w:val="Hyperlink"/>
                 <w:noProof/>
               </w:rPr>
               <w:t>Подсчет памяти</w:t>
@@ -1027,7 +1027,7 @@
         </w:p>
         <w:p>
           <w:pPr>
-            <w:pStyle w:val="25"/>
+            <w:pStyle w:val="TOC2"/>
             <w:tabs>
               <w:tab w:val="left" w:pos="880"/>
               <w:tab w:val="right" w:leader="dot" w:pos="9488"/>
@@ -1043,7 +1043,7 @@
           <w:hyperlink w:anchor="_Toc185537272" w:history="1">
             <w:r>
               <w:rPr>
-                <w:rStyle w:val="af"/>
+                <w:rStyle w:val="Hyperlink"/>
                 <w:noProof/>
                 <w:lang w:val="en-US"/>
               </w:rPr>
@@ -1061,7 +1061,7 @@
             </w:r>
             <w:r>
               <w:rPr>
-                <w:rStyle w:val="af"/>
+                <w:rStyle w:val="Hyperlink"/>
                 <w:noProof/>
               </w:rPr>
               <w:t>Подсчет асимптотики</w:t>
@@ -1118,7 +1118,7 @@
         </w:p>
         <w:p>
           <w:pPr>
-            <w:pStyle w:val="11"/>
+            <w:pStyle w:val="TOC1"/>
             <w:tabs>
               <w:tab w:val="right" w:leader="dot" w:pos="9488"/>
             </w:tabs>
@@ -1133,7 +1133,7 @@
           <w:hyperlink w:anchor="_Toc185537273" w:history="1">
             <w:r>
               <w:rPr>
-                <w:rStyle w:val="af"/>
+                <w:rStyle w:val="Hyperlink"/>
                 <w:noProof/>
               </w:rPr>
               <w:t>Заключение</w:t>
@@ -1190,7 +1190,7 @@
         </w:p>
         <w:p>
           <w:pPr>
-            <w:pStyle w:val="11"/>
+            <w:pStyle w:val="TOC1"/>
             <w:tabs>
               <w:tab w:val="right" w:leader="dot" w:pos="9488"/>
             </w:tabs>
@@ -1205,7 +1205,7 @@
           <w:hyperlink w:anchor="_Toc185537274" w:history="1">
             <w:r>
               <w:rPr>
-                <w:rStyle w:val="af"/>
+                <w:rStyle w:val="Hyperlink"/>
                 <w:noProof/>
               </w:rPr>
               <w:t>Приложения</w:t>
@@ -1273,7 +1273,7 @@
     </w:sdt>
     <w:p>
       <w:pPr>
-        <w:pStyle w:val="12"/>
+        <w:pStyle w:val="1"/>
       </w:pPr>
       <w:r>
         <w:rPr>
@@ -1290,7 +1290,7 @@
     </w:p>
     <w:p>
       <w:pPr>
-        <w:pStyle w:val="23"/>
+        <w:pStyle w:val="2"/>
         <w:numPr>
           <w:ilvl w:val="1"/>
           <w:numId w:val="4"/>
@@ -1339,7 +1339,7 @@
     </w:p>
     <w:p>
       <w:pPr>
-        <w:pStyle w:val="23"/>
+        <w:pStyle w:val="2"/>
         <w:numPr>
           <w:ilvl w:val="1"/>
           <w:numId w:val="4"/>
@@ -1408,7 +1408,7 @@
     </w:p>
     <w:p>
       <w:pPr>
-        <w:pStyle w:val="12"/>
+        <w:pStyle w:val="1"/>
       </w:pPr>
       <w:r>
         <w:rPr>
@@ -1524,6 +1524,7 @@
         </w:rPr>
         <w:t>(</w:t>
       </w:r>
+      <w:proofErr w:type="spellStart"/>
       <w:r>
         <w:rPr>
           <w:rFonts w:ascii="Times New Roman" w:hAnsi="Times New Roman"/>
@@ -1532,6 +1533,7 @@
         </w:rPr>
         <w:t>arr</w:t>
       </w:r>
+      <w:proofErr w:type="spellEnd"/>
       <w:r>
         <w:rPr>
           <w:rFonts w:ascii="Times New Roman" w:hAnsi="Times New Roman"/>
@@ -1554,6 +1556,7 @@
         </w:rPr>
         <w:t>[</w:t>
       </w:r>
+      <w:proofErr w:type="spellStart"/>
       <w:r>
         <w:rPr>
           <w:rFonts w:ascii="Times New Roman" w:hAnsi="Times New Roman"/>
@@ -1562,6 +1565,7 @@
         </w:rPr>
         <w:t>i</w:t>
       </w:r>
+      <w:proofErr w:type="spellEnd"/>
       <w:r>
         <w:rPr>
           <w:rFonts w:ascii="Times New Roman" w:hAnsi="Times New Roman"/>
@@ -1569,6 +1573,7 @@
         </w:rPr>
         <w:t xml:space="preserve">] – </w:t>
       </w:r>
+      <w:proofErr w:type="spellStart"/>
       <w:r>
         <w:rPr>
           <w:rFonts w:ascii="Times New Roman" w:hAnsi="Times New Roman"/>
@@ -1577,6 +1582,7 @@
         </w:rPr>
         <w:t>arr</w:t>
       </w:r>
+      <w:proofErr w:type="spellEnd"/>
       <w:r>
         <w:rPr>
           <w:rFonts w:ascii="Times New Roman" w:hAnsi="Times New Roman"/>
@@ -1642,6 +1648,7 @@
         </w:rPr>
         <w:t xml:space="preserve"> </w:t>
       </w:r>
+      <w:proofErr w:type="spellStart"/>
       <w:r>
         <w:rPr>
           <w:rFonts w:ascii="Times New Roman" w:hAnsi="Times New Roman"/>
@@ -1650,6 +1657,7 @@
         </w:rPr>
         <w:t>i</w:t>
       </w:r>
+      <w:proofErr w:type="spellEnd"/>
       <w:r>
         <w:rPr>
           <w:rFonts w:ascii="Times New Roman" w:hAnsi="Times New Roman"/>
@@ -1674,7 +1682,7 @@
     </w:p>
     <w:p>
       <w:pPr>
-        <w:pStyle w:val="a9"/>
+        <w:pStyle w:val="ListParagraph"/>
         <w:numPr>
           <w:ilvl w:val="0"/>
           <w:numId w:val="7"/>
@@ -1685,6 +1693,7 @@
           <w:sz w:val="28"/>
         </w:rPr>
       </w:pPr>
+      <w:proofErr w:type="spellStart"/>
       <w:r>
         <w:rPr>
           <w:rFonts w:ascii="Times New Roman" w:hAnsi="Times New Roman"/>
@@ -1693,6 +1702,7 @@
         </w:rPr>
         <w:t>arr</w:t>
       </w:r>
+      <w:proofErr w:type="spellEnd"/>
       <w:r>
         <w:rPr>
           <w:rFonts w:ascii="Times New Roman" w:hAnsi="Times New Roman"/>
@@ -1753,7 +1763,7 @@
     </w:p>
     <w:p>
       <w:pPr>
-        <w:pStyle w:val="a9"/>
+        <w:pStyle w:val="ListParagraph"/>
         <w:numPr>
           <w:ilvl w:val="0"/>
           <w:numId w:val="7"/>
@@ -1764,6 +1774,7 @@
           <w:sz w:val="28"/>
         </w:rPr>
       </w:pPr>
+      <w:proofErr w:type="spellStart"/>
       <w:r>
         <w:rPr>
           <w:rFonts w:ascii="Times New Roman" w:hAnsi="Times New Roman"/>
@@ -1772,6 +1783,7 @@
         </w:rPr>
         <w:t>arr</w:t>
       </w:r>
+      <w:proofErr w:type="spellEnd"/>
       <w:r>
         <w:rPr>
           <w:rFonts w:ascii="Times New Roman" w:hAnsi="Times New Roman"/>
@@ -1833,7 +1845,7 @@
     </w:p>
     <w:p>
       <w:pPr>
-        <w:pStyle w:val="a9"/>
+        <w:pStyle w:val="ListParagraph"/>
         <w:numPr>
           <w:ilvl w:val="0"/>
           <w:numId w:val="7"/>
@@ -1844,6 +1856,7 @@
           <w:sz w:val="28"/>
         </w:rPr>
       </w:pPr>
+      <w:proofErr w:type="spellStart"/>
       <w:r>
         <w:rPr>
           <w:rFonts w:ascii="Times New Roman" w:hAnsi="Times New Roman"/>
@@ -1852,6 +1865,7 @@
         </w:rPr>
         <w:t>i</w:t>
       </w:r>
+      <w:proofErr w:type="spellEnd"/>
       <w:r>
         <w:rPr>
           <w:rFonts w:ascii="Times New Roman" w:hAnsi="Times New Roman"/>
@@ -1913,12 +1927,12 @@
     </w:p>
     <w:p>
       <w:pPr>
-        <w:pStyle w:val="12"/>
+        <w:pStyle w:val="1"/>
       </w:pPr>
       <w:bookmarkStart w:id="4" w:name="_Toc185537269"/>
       <w:r>
         <w:rPr>
-          <w:rStyle w:val="13"/>
+          <w:rStyle w:val="10"/>
           <w:b/>
         </w:rPr>
         <w:lastRenderedPageBreak/>
@@ -2217,12 +2231,14 @@
       <w:r>
         <w:t xml:space="preserve"> (</w:t>
       </w:r>
+      <w:proofErr w:type="spellStart"/>
       <w:r>
         <w:rPr>
           <w:lang w:val="en-US"/>
         </w:rPr>
         <w:t>i</w:t>
       </w:r>
+      <w:proofErr w:type="spellEnd"/>
       <w:r>
         <w:t>)</w:t>
       </w:r>
@@ -2268,12 +2284,14 @@
       <w:r>
         <w:t xml:space="preserve">в </w:t>
       </w:r>
+      <w:proofErr w:type="spellStart"/>
       <w:r>
         <w:rPr>
           <w:lang w:val="en-US"/>
         </w:rPr>
         <w:t>i</w:t>
       </w:r>
+      <w:proofErr w:type="spellEnd"/>
       <w:r>
         <w:t>-</w:t>
       </w:r>
@@ -2399,12 +2417,14 @@
       <w:r>
         <w:t xml:space="preserve">на метрику,  реализованную в функции </w:t>
       </w:r>
+      <w:proofErr w:type="spellStart"/>
       <w:r>
         <w:rPr>
           <w:lang w:val="en-US"/>
         </w:rPr>
         <w:t>clusterDistCheck</w:t>
       </w:r>
+      <w:proofErr w:type="spellEnd"/>
       <w:r>
         <w:t>.</w:t>
       </w:r>
@@ -2617,12 +2637,14 @@
       <w:r>
         <w:t>_</w:t>
       </w:r>
+      <w:proofErr w:type="spellStart"/>
       <w:r>
         <w:rPr>
           <w:lang w:val="en-US"/>
         </w:rPr>
         <w:t>summ</w:t>
       </w:r>
+      <w:proofErr w:type="spellEnd"/>
       <w:r>
         <w:t xml:space="preserve">) </w:t>
       </w:r>
@@ -2656,36 +2678,42 @@
       <w:r>
         <w:t>сравнивается с лучшим результатом (</w:t>
       </w:r>
+      <w:proofErr w:type="spellStart"/>
       <w:r>
         <w:rPr>
           <w:lang w:val="en-US"/>
         </w:rPr>
         <w:t>bestScore</w:t>
       </w:r>
+      <w:proofErr w:type="spellEnd"/>
       <w:r>
         <w:t>)</w:t>
       </w:r>
       <w:r>
         <w:t xml:space="preserve"> и если полученный результат меньше, то </w:t>
       </w:r>
+      <w:proofErr w:type="spellStart"/>
       <w:r>
         <w:rPr>
           <w:lang w:val="en-US"/>
         </w:rPr>
         <w:t>bestScore</w:t>
       </w:r>
+      <w:proofErr w:type="spellEnd"/>
       <w:r>
         <w:t xml:space="preserve"> </w:t>
       </w:r>
       <w:r>
         <w:t>перезаписывается и запоминается набор кластеров (</w:t>
       </w:r>
+      <w:proofErr w:type="spellStart"/>
       <w:r>
         <w:rPr>
           <w:lang w:val="en-US"/>
         </w:rPr>
         <w:t>bestClusters</w:t>
       </w:r>
+      <w:proofErr w:type="spellEnd"/>
       <w:r>
         <w:t xml:space="preserve">) </w:t>
       </w:r>
@@ -2773,12 +2801,14 @@
       <w:pPr>
         <w:pStyle w:val="14"/>
       </w:pPr>
+      <w:proofErr w:type="spellStart"/>
       <w:r>
         <w:rPr>
           <w:lang w:val="en-US"/>
         </w:rPr>
         <w:t>bestScore</w:t>
       </w:r>
+      <w:proofErr w:type="spellEnd"/>
       <w:r>
         <w:t xml:space="preserve"> – </w:t>
       </w:r>
@@ -2802,12 +2832,14 @@
       <w:pPr>
         <w:pStyle w:val="14"/>
       </w:pPr>
+      <w:proofErr w:type="spellStart"/>
       <w:r>
         <w:rPr>
           <w:lang w:val="en-US"/>
         </w:rPr>
         <w:t>bestClusters</w:t>
       </w:r>
+      <w:proofErr w:type="spellEnd"/>
       <w:r>
         <w:t xml:space="preserve"> – </w:t>
       </w:r>
@@ -2855,12 +2887,14 @@
       <w:r>
         <w:t xml:space="preserve">Обе переменные глобальные, чтобы они могли корректно использоваться в функции </w:t>
       </w:r>
+      <w:proofErr w:type="spellStart"/>
       <w:r>
         <w:rPr>
           <w:lang w:val="en-US"/>
         </w:rPr>
         <w:t>clusterDistCheck</w:t>
       </w:r>
+      <w:proofErr w:type="spellEnd"/>
       <w:r>
         <w:t xml:space="preserve"> </w:t>
       </w:r>
@@ -2991,12 +3025,14 @@
       <w:r>
         <w:t>(</w:t>
       </w:r>
+      <w:proofErr w:type="spellStart"/>
       <w:r>
         <w:rPr>
           <w:lang w:val="en-US"/>
         </w:rPr>
         <w:t>numClusters</w:t>
       </w:r>
+      <w:proofErr w:type="spellEnd"/>
       <w:r>
         <w:t>)</w:t>
       </w:r>
@@ -3033,21 +3069,25 @@
       <w:r>
         <w:t xml:space="preserve">Вывод результатов с помощью </w:t>
       </w:r>
+      <w:proofErr w:type="spellStart"/>
       <w:r>
         <w:rPr>
           <w:lang w:val="en-US"/>
         </w:rPr>
         <w:t>cout</w:t>
       </w:r>
+      <w:proofErr w:type="spellEnd"/>
       <w:r>
         <w:t xml:space="preserve">, </w:t>
       </w:r>
+      <w:proofErr w:type="spellStart"/>
       <w:r>
         <w:rPr>
           <w:lang w:val="en-US"/>
         </w:rPr>
         <w:t>endl</w:t>
       </w:r>
+      <w:proofErr w:type="spellEnd"/>
       <w:r>
         <w:t xml:space="preserve"> </w:t>
       </w:r>
@@ -3078,7 +3118,7 @@
     </w:p>
     <w:p>
       <w:pPr>
-        <w:pStyle w:val="12"/>
+        <w:pStyle w:val="1"/>
       </w:pPr>
       <w:bookmarkStart w:id="5" w:name="_Toc185537270"/>
       <w:r>
@@ -3092,7 +3132,7 @@
     </w:p>
     <w:p>
       <w:pPr>
-        <w:pStyle w:val="23"/>
+        <w:pStyle w:val="2"/>
         <w:rPr>
           <w:lang w:val="en-US"/>
         </w:rPr>
@@ -3131,11 +3171,19 @@
           <w:lang w:val="en-US"/>
         </w:rPr>
       </w:pPr>
-      <w:r>
-        <w:rPr>
-          <w:lang w:val="en-US"/>
-        </w:rPr>
-        <w:t>bestscore (double) – 8</w:t>
+      <w:proofErr w:type="spellStart"/>
+      <w:r>
+        <w:rPr>
+          <w:lang w:val="en-US"/>
+        </w:rPr>
+        <w:t>bestscore</w:t>
+      </w:r>
+      <w:proofErr w:type="spellEnd"/>
+      <w:r>
+        <w:rPr>
+          <w:lang w:val="en-US"/>
+        </w:rPr>
+        <w:t xml:space="preserve"> (double) – 8</w:t>
       </w:r>
       <w:r>
         <w:t xml:space="preserve"> байт</w:t>
@@ -3152,11 +3200,19 @@
           <w:lang w:val="en-US"/>
         </w:rPr>
       </w:pPr>
-      <w:r>
-        <w:rPr>
-          <w:lang w:val="en-US"/>
-        </w:rPr>
-        <w:t>bestClusters (vector&lt;vector&lt;double&gt;&gt;) – k * n * 8 + 24 * k</w:t>
+      <w:proofErr w:type="spellStart"/>
+      <w:r>
+        <w:rPr>
+          <w:lang w:val="en-US"/>
+        </w:rPr>
+        <w:t>bestClusters</w:t>
+      </w:r>
+      <w:proofErr w:type="spellEnd"/>
+      <w:r>
+        <w:rPr>
+          <w:lang w:val="en-US"/>
+        </w:rPr>
+        <w:t xml:space="preserve"> (vector&lt;vector&lt;double&gt;&gt;) – k * n * 8 + 24 * k</w:t>
       </w:r>
     </w:p>
     <w:p>
@@ -3228,11 +3284,19 @@
       <w:r>
         <w:t xml:space="preserve">Локальные переменные в </w:t>
       </w:r>
-      <w:r>
-        <w:rPr>
-          <w:lang w:val="en-US"/>
-        </w:rPr>
-        <w:t>clusterDistCheck:</w:t>
+      <w:proofErr w:type="spellStart"/>
+      <w:r>
+        <w:rPr>
+          <w:lang w:val="en-US"/>
+        </w:rPr>
+        <w:t>clusterDistCheck</w:t>
+      </w:r>
+      <w:proofErr w:type="spellEnd"/>
+      <w:r>
+        <w:rPr>
+          <w:lang w:val="en-US"/>
+        </w:rPr>
+        <w:t>:</w:t>
       </w:r>
     </w:p>
     <w:p>
@@ -3261,11 +3325,19 @@
           <w:numId w:val="31"/>
         </w:numPr>
       </w:pPr>
-      <w:r>
-        <w:rPr>
-          <w:lang w:val="en-US"/>
-        </w:rPr>
-        <w:t xml:space="preserve">middle_sum (double) – </w:t>
+      <w:proofErr w:type="spellStart"/>
+      <w:r>
+        <w:rPr>
+          <w:lang w:val="en-US"/>
+        </w:rPr>
+        <w:t>middle_sum</w:t>
+      </w:r>
+      <w:proofErr w:type="spellEnd"/>
+      <w:r>
+        <w:rPr>
+          <w:lang w:val="en-US"/>
+        </w:rPr>
+        <w:t xml:space="preserve"> (double) – </w:t>
       </w:r>
       <w:r>
         <w:t>8 байт</w:t>
@@ -3317,11 +3389,19 @@
       <w:r>
         <w:t xml:space="preserve">Функция </w:t>
       </w:r>
-      <w:r>
-        <w:rPr>
-          <w:lang w:val="en-US"/>
-        </w:rPr>
-        <w:t>generateClusters:</w:t>
+      <w:proofErr w:type="spellStart"/>
+      <w:r>
+        <w:rPr>
+          <w:lang w:val="en-US"/>
+        </w:rPr>
+        <w:t>generateClusters</w:t>
+      </w:r>
+      <w:proofErr w:type="spellEnd"/>
+      <w:r>
+        <w:rPr>
+          <w:lang w:val="en-US"/>
+        </w:rPr>
+        <w:t>:</w:t>
       </w:r>
     </w:p>
     <w:p>
@@ -3535,7 +3615,7 @@
     </w:p>
     <w:p>
       <w:pPr>
-        <w:pStyle w:val="23"/>
+        <w:pStyle w:val="2"/>
         <w:rPr>
           <w:lang w:val="en-US"/>
         </w:rPr>
@@ -3569,8 +3649,9 @@
     </w:p>
     <w:tbl>
       <w:tblPr>
-        <w:tblStyle w:val="ae"/>
+        <w:tblStyle w:val="TableGrid"/>
         <w:tblW w:w="0" w:type="auto"/>
+        <w:jc w:val="center"/>
         <w:tblLook w:val="04A0" w:firstRow="1" w:lastRow="0" w:firstColumn="1" w:lastColumn="0" w:noHBand="0" w:noVBand="1"/>
       </w:tblPr>
       <w:tblGrid>
@@ -3578,6 +3659,9 @@
         <w:gridCol w:w="4744"/>
       </w:tblGrid>
       <w:tr>
+        <w:trPr>
+          <w:jc w:val="center"/>
+        </w:trPr>
         <w:tc>
           <w:tcPr>
             <w:tcW w:w="4744" w:type="dxa"/>
@@ -3586,6 +3670,7 @@
             <w:pPr>
               <w:pStyle w:val="14"/>
               <w:ind w:firstLine="0"/>
+              <w:jc w:val="center"/>
             </w:pPr>
             <w:r>
               <w:t>Функция</w:t>
@@ -3600,6 +3685,7 @@
             <w:pPr>
               <w:pStyle w:val="14"/>
               <w:ind w:firstLine="0"/>
+              <w:jc w:val="center"/>
             </w:pPr>
             <w:r>
               <w:t>Время выполнения</w:t>
@@ -3608,6 +3694,9 @@
         </w:tc>
       </w:tr>
       <w:tr>
+        <w:trPr>
+          <w:jc w:val="center"/>
+        </w:trPr>
         <w:tc>
           <w:tcPr>
             <w:tcW w:w="4744" w:type="dxa"/>
@@ -3616,16 +3705,19 @@
             <w:pPr>
               <w:pStyle w:val="14"/>
               <w:ind w:firstLine="0"/>
+              <w:jc w:val="center"/>
               <w:rPr>
                 <w:lang w:val="en-US"/>
               </w:rPr>
             </w:pPr>
+            <w:proofErr w:type="spellStart"/>
             <w:r>
               <w:rPr>
                 <w:lang w:val="en-US"/>
               </w:rPr>
               <w:t>generateClusters</w:t>
             </w:r>
+            <w:proofErr w:type="spellEnd"/>
           </w:p>
         </w:tc>
         <w:tc>
@@ -3636,6 +3728,7 @@
             <w:pPr>
               <w:pStyle w:val="14"/>
               <w:ind w:firstLine="0"/>
+              <w:jc w:val="center"/>
               <w:rPr>
                 <w:lang w:val="en-US"/>
               </w:rPr>
@@ -3650,6 +3743,9 @@
         </w:tc>
       </w:tr>
       <w:tr>
+        <w:trPr>
+          <w:jc w:val="center"/>
+        </w:trPr>
         <w:tc>
           <w:tcPr>
             <w:tcW w:w="4744" w:type="dxa"/>
@@ -3658,16 +3754,19 @@
             <w:pPr>
               <w:pStyle w:val="14"/>
               <w:ind w:firstLine="0"/>
+              <w:jc w:val="center"/>
               <w:rPr>
                 <w:lang w:val="en-US"/>
               </w:rPr>
             </w:pPr>
+            <w:proofErr w:type="spellStart"/>
             <w:r>
               <w:rPr>
                 <w:lang w:val="en-US"/>
               </w:rPr>
               <w:t>clustersDistCheck</w:t>
             </w:r>
+            <w:proofErr w:type="spellEnd"/>
           </w:p>
         </w:tc>
         <w:tc>
@@ -3678,15 +3777,24 @@
             <w:pPr>
               <w:pStyle w:val="14"/>
               <w:ind w:firstLine="0"/>
+              <w:jc w:val="center"/>
               <w:rPr>
                 <w:lang w:val="en-US"/>
               </w:rPr>
             </w:pPr>
+            <w:proofErr w:type="gramStart"/>
             <w:r>
               <w:rPr>
                 <w:lang w:val="en-US"/>
               </w:rPr>
-              <w:t>O(K * N)</w:t>
+              <w:t>O(</w:t>
+            </w:r>
+            <w:proofErr w:type="gramEnd"/>
+            <w:r>
+              <w:rPr>
+                <w:lang w:val="en-US"/>
+              </w:rPr>
+              <w:t>K * N)</w:t>
             </w:r>
           </w:p>
         </w:tc>
@@ -3701,30 +3809,35 @@
       <w:pPr>
         <w:pStyle w:val="14"/>
       </w:pPr>
+      <w:proofErr w:type="spellStart"/>
       <w:r>
         <w:rPr>
           <w:lang w:val="en-US"/>
         </w:rPr>
         <w:t>clustersDistCheck</w:t>
       </w:r>
+      <w:proofErr w:type="spellEnd"/>
       <w:r>
         <w:t xml:space="preserve"> </w:t>
       </w:r>
       <w:r>
         <w:t xml:space="preserve">выполняется для каждого разбиения из функции </w:t>
       </w:r>
+      <w:proofErr w:type="spellStart"/>
       <w:r>
         <w:rPr>
           <w:lang w:val="en-US"/>
         </w:rPr>
         <w:t>generateClusters</w:t>
       </w:r>
+      <w:proofErr w:type="spellEnd"/>
       <w:r>
         <w:t xml:space="preserve">, </w:t>
       </w:r>
       <w:r>
         <w:t xml:space="preserve">следовательно общее время выполнения </w:t>
       </w:r>
+      <w:proofErr w:type="gramStart"/>
       <w:r>
         <w:rPr>
           <w:lang w:val="en-US"/>
@@ -3734,6 +3847,7 @@
       <w:r>
         <w:t>(</w:t>
       </w:r>
+      <w:proofErr w:type="gramEnd"/>
       <w:r>
         <w:rPr>
           <w:lang w:val="en-US"/>
@@ -3831,7 +3945,7 @@
     </w:p>
     <w:tbl>
       <w:tblPr>
-        <w:tblStyle w:val="ae"/>
+        <w:tblStyle w:val="TableGrid"/>
         <w:tblW w:w="0" w:type="auto"/>
         <w:tblInd w:w="1555" w:type="dxa"/>
         <w:tblLook w:val="04A0" w:firstRow="1" w:lastRow="0" w:firstColumn="1" w:lastColumn="0" w:noHBand="0" w:noVBand="1"/>
@@ -4321,7 +4435,7 @@
     </w:p>
     <w:p>
       <w:pPr>
-        <w:pStyle w:val="12"/>
+        <w:pStyle w:val="1"/>
       </w:pPr>
       <w:bookmarkStart w:id="8" w:name="_Toc185537273"/>
       <w:r>
@@ -4364,7 +4478,7 @@
     </w:p>
     <w:p>
       <w:pPr>
-        <w:pStyle w:val="a9"/>
+        <w:pStyle w:val="ListParagraph"/>
         <w:numPr>
           <w:ilvl w:val="0"/>
           <w:numId w:val="35"/>
@@ -4384,7 +4498,7 @@
     </w:p>
     <w:p>
       <w:pPr>
-        <w:pStyle w:val="a9"/>
+        <w:pStyle w:val="ListParagraph"/>
         <w:numPr>
           <w:ilvl w:val="0"/>
           <w:numId w:val="35"/>
@@ -4411,7 +4525,7 @@
     </w:p>
     <w:p>
       <w:pPr>
-        <w:pStyle w:val="12"/>
+        <w:pStyle w:val="1"/>
         <w:rPr>
           <w:lang w:val="en-US"/>
         </w:rPr>
@@ -4419,9 +4533,12 @@
       <w:bookmarkStart w:id="9" w:name="_Toc185537274"/>
       <w:r>
         <w:lastRenderedPageBreak/>
-        <w:t>Приложения</w:t>
+        <w:t>Приложени</w:t>
       </w:r>
       <w:bookmarkEnd w:id="9"/>
+      <w:r>
+        <w:t>е А</w:t>
+      </w:r>
     </w:p>
     <w:p>
       <w:pPr>
@@ -4450,7 +4567,21 @@
           <w:lang w:val="en-US"/>
         </w:rPr>
         <w:br/>
-        <w:t>#include &lt;cmath&gt;</w:t>
+        <w:t>#include &lt;</w:t>
+      </w:r>
+      <w:proofErr w:type="spellStart"/>
+      <w:r>
+        <w:rPr>
+          <w:lang w:val="en-US"/>
+        </w:rPr>
+        <w:t>cmath</w:t>
+      </w:r>
+      <w:proofErr w:type="spellEnd"/>
+      <w:r>
+        <w:rPr>
+          <w:lang w:val="en-US"/>
+        </w:rPr>
+        <w:t>&gt;</w:t>
       </w:r>
       <w:r>
         <w:rPr>
@@ -4483,14 +4614,56 @@
           <w:lang w:val="en-US"/>
         </w:rPr>
         <w:br/>
-        <w:t>double bestScore = numeric_limits&lt;double&gt;::max();</w:t>
+        <w:t xml:space="preserve">double </w:t>
+      </w:r>
+      <w:proofErr w:type="spellStart"/>
+      <w:r>
+        <w:rPr>
+          <w:lang w:val="en-US"/>
+        </w:rPr>
+        <w:t>bestScore</w:t>
+      </w:r>
+      <w:proofErr w:type="spellEnd"/>
+      <w:r>
+        <w:rPr>
+          <w:lang w:val="en-US"/>
+        </w:rPr>
+        <w:t xml:space="preserve"> = </w:t>
+      </w:r>
+      <w:proofErr w:type="spellStart"/>
+      <w:r>
+        <w:rPr>
+          <w:lang w:val="en-US"/>
+        </w:rPr>
+        <w:t>numeric_limits</w:t>
+      </w:r>
+      <w:proofErr w:type="spellEnd"/>
+      <w:r>
+        <w:rPr>
+          <w:lang w:val="en-US"/>
+        </w:rPr>
+        <w:t>&lt;double&gt;::max();</w:t>
       </w:r>
       <w:r>
         <w:rPr>
           <w:lang w:val="en-US"/>
         </w:rPr>
         <w:br/>
-        <w:t>vector&lt;vector&lt;double&gt;&gt; bestClusters;</w:t>
+        <w:t xml:space="preserve">vector&lt;vector&lt;double&gt;&gt; </w:t>
+      </w:r>
+      <w:proofErr w:type="spellStart"/>
+      <w:r>
+        <w:rPr>
+          <w:lang w:val="en-US"/>
+        </w:rPr>
+        <w:t>bestClusters</w:t>
+      </w:r>
+      <w:proofErr w:type="spellEnd"/>
+      <w:r>
+        <w:rPr>
+          <w:lang w:val="en-US"/>
+        </w:rPr>
+        <w:t>;</w:t>
       </w:r>
       <w:r>
         <w:rPr>
@@ -4558,7 +4731,21 @@
           <w:lang w:val="en-US"/>
         </w:rPr>
         <w:br/>
-        <w:t>void clustersDistCheck(vector&lt;vector&lt;double&gt;&gt; clusters) {</w:t>
+        <w:t xml:space="preserve">void </w:t>
+      </w:r>
+      <w:proofErr w:type="spellStart"/>
+      <w:r>
+        <w:rPr>
+          <w:lang w:val="en-US"/>
+        </w:rPr>
+        <w:t>clustersDistCheck</w:t>
+      </w:r>
+      <w:proofErr w:type="spellEnd"/>
+      <w:r>
+        <w:rPr>
+          <w:lang w:val="en-US"/>
+        </w:rPr>
+        <w:t>(vector&lt;vector&lt;double&gt;&gt; clusters) {</w:t>
       </w:r>
       <w:r>
         <w:rPr>
@@ -4585,7 +4772,21 @@
           <w:lang w:val="en-US"/>
         </w:rPr>
         <w:br/>
-        <w:t xml:space="preserve">        double middle_sum = 0;</w:t>
+        <w:t xml:space="preserve">        double </w:t>
+      </w:r>
+      <w:proofErr w:type="spellStart"/>
+      <w:r>
+        <w:rPr>
+          <w:lang w:val="en-US"/>
+        </w:rPr>
+        <w:t>middle_sum</w:t>
+      </w:r>
+      <w:proofErr w:type="spellEnd"/>
+      <w:r>
+        <w:rPr>
+          <w:lang w:val="en-US"/>
+        </w:rPr>
+        <w:t xml:space="preserve"> = 0;</w:t>
       </w:r>
       <w:r>
         <w:rPr>
@@ -4632,7 +4833,35 @@
           <w:lang w:val="en-US"/>
         </w:rPr>
         <w:br/>
-        <w:t xml:space="preserve">        middle_sum = sum / cluster.size();</w:t>
+        <w:t xml:space="preserve">        </w:t>
+      </w:r>
+      <w:proofErr w:type="spellStart"/>
+      <w:r>
+        <w:rPr>
+          <w:lang w:val="en-US"/>
+        </w:rPr>
+        <w:t>middle_sum</w:t>
+      </w:r>
+      <w:proofErr w:type="spellEnd"/>
+      <w:r>
+        <w:rPr>
+          <w:lang w:val="en-US"/>
+        </w:rPr>
+        <w:t xml:space="preserve"> = sum / </w:t>
+      </w:r>
+      <w:proofErr w:type="spellStart"/>
+      <w:r>
+        <w:rPr>
+          <w:lang w:val="en-US"/>
+        </w:rPr>
+        <w:t>cluster.size</w:t>
+      </w:r>
+      <w:proofErr w:type="spellEnd"/>
+      <w:r>
+        <w:rPr>
+          <w:lang w:val="en-US"/>
+        </w:rPr>
+        <w:t>();</w:t>
       </w:r>
       <w:r>
         <w:rPr>
@@ -4652,7 +4881,21 @@
           <w:lang w:val="en-US"/>
         </w:rPr>
         <w:br/>
-        <w:t xml:space="preserve">            score += abs(j - middle_sum);</w:t>
+        <w:t xml:space="preserve">            score += abs(j - </w:t>
+      </w:r>
+      <w:proofErr w:type="spellStart"/>
+      <w:r>
+        <w:rPr>
+          <w:lang w:val="en-US"/>
+        </w:rPr>
+        <w:t>middle_sum</w:t>
+      </w:r>
+      <w:proofErr w:type="spellEnd"/>
+      <w:r>
+        <w:rPr>
+          <w:lang w:val="en-US"/>
+        </w:rPr>
+        <w:t>);</w:t>
       </w:r>
       <w:r>
         <w:rPr>
@@ -4685,21 +4928,63 @@
           <w:lang w:val="en-US"/>
         </w:rPr>
         <w:lastRenderedPageBreak/>
-        <w:t xml:space="preserve">    if (score &lt; bestScore) {</w:t>
+        <w:t xml:space="preserve">    if (score &lt; </w:t>
+      </w:r>
+      <w:proofErr w:type="spellStart"/>
+      <w:r>
+        <w:rPr>
+          <w:lang w:val="en-US"/>
+        </w:rPr>
+        <w:t>bestScore</w:t>
+      </w:r>
+      <w:proofErr w:type="spellEnd"/>
+      <w:r>
+        <w:rPr>
+          <w:lang w:val="en-US"/>
+        </w:rPr>
+        <w:t>) {</w:t>
       </w:r>
       <w:r>
         <w:rPr>
           <w:lang w:val="en-US"/>
         </w:rPr>
         <w:br/>
-        <w:t xml:space="preserve">        bestScore = score;</w:t>
+        <w:t xml:space="preserve">        </w:t>
+      </w:r>
+      <w:proofErr w:type="spellStart"/>
+      <w:r>
+        <w:rPr>
+          <w:lang w:val="en-US"/>
+        </w:rPr>
+        <w:t>bestScore</w:t>
+      </w:r>
+      <w:proofErr w:type="spellEnd"/>
+      <w:r>
+        <w:rPr>
+          <w:lang w:val="en-US"/>
+        </w:rPr>
+        <w:t xml:space="preserve"> = score;</w:t>
       </w:r>
       <w:r>
         <w:rPr>
           <w:lang w:val="en-US"/>
         </w:rPr>
         <w:br/>
-        <w:t xml:space="preserve">        bestClusters = clusters;</w:t>
+        <w:t xml:space="preserve">        </w:t>
+      </w:r>
+      <w:proofErr w:type="spellStart"/>
+      <w:r>
+        <w:rPr>
+          <w:lang w:val="en-US"/>
+        </w:rPr>
+        <w:t>bestClusters</w:t>
+      </w:r>
+      <w:proofErr w:type="spellEnd"/>
+      <w:r>
+        <w:rPr>
+          <w:lang w:val="en-US"/>
+        </w:rPr>
+        <w:t xml:space="preserve"> = clusters;</w:t>
       </w:r>
       <w:r>
         <w:rPr>
@@ -4772,21 +5057,63 @@
           <w:lang w:val="en-US"/>
         </w:rPr>
         <w:br/>
-        <w:t>void generateClusters(vector&lt;vector&lt;double&gt;&gt;&amp; clusters, vector&lt;double&gt;&amp; points, int index) {</w:t>
+        <w:t xml:space="preserve">void </w:t>
+      </w:r>
+      <w:proofErr w:type="spellStart"/>
+      <w:r>
+        <w:rPr>
+          <w:lang w:val="en-US"/>
+        </w:rPr>
+        <w:t>generateClusters</w:t>
+      </w:r>
+      <w:proofErr w:type="spellEnd"/>
+      <w:r>
+        <w:rPr>
+          <w:lang w:val="en-US"/>
+        </w:rPr>
+        <w:t>(vector&lt;vector&lt;double&gt;&gt;&amp; clusters, vector&lt;double&gt;&amp; points, int index) {</w:t>
       </w:r>
       <w:r>
         <w:rPr>
           <w:lang w:val="en-US"/>
         </w:rPr>
         <w:br/>
-        <w:t xml:space="preserve">    if (index == points.size()) {</w:t>
+        <w:t xml:space="preserve">    if (index == </w:t>
+      </w:r>
+      <w:proofErr w:type="spellStart"/>
+      <w:r>
+        <w:rPr>
+          <w:lang w:val="en-US"/>
+        </w:rPr>
+        <w:t>points.size</w:t>
+      </w:r>
+      <w:proofErr w:type="spellEnd"/>
+      <w:r>
+        <w:rPr>
+          <w:lang w:val="en-US"/>
+        </w:rPr>
+        <w:t>()) {</w:t>
       </w:r>
       <w:r>
         <w:rPr>
           <w:lang w:val="en-US"/>
         </w:rPr>
         <w:br/>
-        <w:t xml:space="preserve">        clustersDistCheck(clusters);</w:t>
+        <w:t xml:space="preserve">        </w:t>
+      </w:r>
+      <w:proofErr w:type="spellStart"/>
+      <w:r>
+        <w:rPr>
+          <w:lang w:val="en-US"/>
+        </w:rPr>
+        <w:t>clustersDistCheck</w:t>
+      </w:r>
+      <w:proofErr w:type="spellEnd"/>
+      <w:r>
+        <w:rPr>
+          <w:lang w:val="en-US"/>
+        </w:rPr>
+        <w:t>(clusters);</w:t>
       </w:r>
       <w:r>
         <w:rPr>
@@ -4813,28 +5140,154 @@
           <w:lang w:val="en-US"/>
         </w:rPr>
         <w:br/>
-        <w:t xml:space="preserve">    for (int i = 0; i &lt; clusters.size(); ++i) {</w:t>
+        <w:t xml:space="preserve">    for (int </w:t>
+      </w:r>
+      <w:proofErr w:type="spellStart"/>
+      <w:r>
+        <w:rPr>
+          <w:lang w:val="en-US"/>
+        </w:rPr>
+        <w:t>i</w:t>
+      </w:r>
+      <w:proofErr w:type="spellEnd"/>
+      <w:r>
+        <w:rPr>
+          <w:lang w:val="en-US"/>
+        </w:rPr>
+        <w:t xml:space="preserve"> = 0; </w:t>
+      </w:r>
+      <w:proofErr w:type="spellStart"/>
+      <w:r>
+        <w:rPr>
+          <w:lang w:val="en-US"/>
+        </w:rPr>
+        <w:t>i</w:t>
+      </w:r>
+      <w:proofErr w:type="spellEnd"/>
+      <w:r>
+        <w:rPr>
+          <w:lang w:val="en-US"/>
+        </w:rPr>
+        <w:t xml:space="preserve"> &lt; </w:t>
+      </w:r>
+      <w:proofErr w:type="spellStart"/>
+      <w:r>
+        <w:rPr>
+          <w:lang w:val="en-US"/>
+        </w:rPr>
+        <w:t>clusters.size</w:t>
+      </w:r>
+      <w:proofErr w:type="spellEnd"/>
+      <w:r>
+        <w:rPr>
+          <w:lang w:val="en-US"/>
+        </w:rPr>
+        <w:t>(); ++</w:t>
+      </w:r>
+      <w:proofErr w:type="spellStart"/>
+      <w:r>
+        <w:rPr>
+          <w:lang w:val="en-US"/>
+        </w:rPr>
+        <w:t>i</w:t>
+      </w:r>
+      <w:proofErr w:type="spellEnd"/>
+      <w:r>
+        <w:rPr>
+          <w:lang w:val="en-US"/>
+        </w:rPr>
+        <w:t>) {</w:t>
       </w:r>
       <w:r>
         <w:rPr>
           <w:lang w:val="en-US"/>
         </w:rPr>
         <w:br/>
-        <w:t xml:space="preserve">        clusters[i].push_back(points[index]);</w:t>
+        <w:t xml:space="preserve">        clusters[</w:t>
+      </w:r>
+      <w:proofErr w:type="spellStart"/>
+      <w:r>
+        <w:rPr>
+          <w:lang w:val="en-US"/>
+        </w:rPr>
+        <w:t>i</w:t>
+      </w:r>
+      <w:proofErr w:type="spellEnd"/>
+      <w:r>
+        <w:rPr>
+          <w:lang w:val="en-US"/>
+        </w:rPr>
+        <w:t>].</w:t>
+      </w:r>
+      <w:proofErr w:type="spellStart"/>
+      <w:r>
+        <w:rPr>
+          <w:lang w:val="en-US"/>
+        </w:rPr>
+        <w:t>push_back</w:t>
+      </w:r>
+      <w:proofErr w:type="spellEnd"/>
+      <w:r>
+        <w:rPr>
+          <w:lang w:val="en-US"/>
+        </w:rPr>
+        <w:t>(points[index]);</w:t>
       </w:r>
       <w:r>
         <w:rPr>
           <w:lang w:val="en-US"/>
         </w:rPr>
         <w:br/>
-        <w:t xml:space="preserve">        generateClusters(clusters, points, index + 1);</w:t>
+        <w:t xml:space="preserve">        </w:t>
+      </w:r>
+      <w:proofErr w:type="spellStart"/>
+      <w:r>
+        <w:rPr>
+          <w:lang w:val="en-US"/>
+        </w:rPr>
+        <w:t>generateClusters</w:t>
+      </w:r>
+      <w:proofErr w:type="spellEnd"/>
+      <w:r>
+        <w:rPr>
+          <w:lang w:val="en-US"/>
+        </w:rPr>
+        <w:t>(clusters, points, index + 1);</w:t>
       </w:r>
       <w:r>
         <w:rPr>
           <w:lang w:val="en-US"/>
         </w:rPr>
         <w:br/>
-        <w:t xml:space="preserve">        clusters[i].pop_back();</w:t>
+        <w:t xml:space="preserve">        clusters[</w:t>
+      </w:r>
+      <w:proofErr w:type="spellStart"/>
+      <w:r>
+        <w:rPr>
+          <w:lang w:val="en-US"/>
+        </w:rPr>
+        <w:t>i</w:t>
+      </w:r>
+      <w:proofErr w:type="spellEnd"/>
+      <w:r>
+        <w:rPr>
+          <w:lang w:val="en-US"/>
+        </w:rPr>
+        <w:t>].</w:t>
+      </w:r>
+      <w:proofErr w:type="spellStart"/>
+      <w:r>
+        <w:rPr>
+          <w:lang w:val="en-US"/>
+        </w:rPr>
+        <w:t>pop_back</w:t>
+      </w:r>
+      <w:proofErr w:type="spellEnd"/>
+      <w:r>
+        <w:rPr>
+          <w:lang w:val="en-US"/>
+        </w:rPr>
+        <w:t>();</w:t>
       </w:r>
       <w:r>
         <w:rPr>
@@ -4903,7 +5356,21 @@
           <w:lang w:val="en-US"/>
         </w:rPr>
         <w:br/>
-        <w:t xml:space="preserve">    int numClusters = 6;</w:t>
+        <w:t xml:space="preserve">    int </w:t>
+      </w:r>
+      <w:proofErr w:type="spellStart"/>
+      <w:r>
+        <w:rPr>
+          <w:lang w:val="en-US"/>
+        </w:rPr>
+        <w:t>numClusters</w:t>
+      </w:r>
+      <w:proofErr w:type="spellEnd"/>
+      <w:r>
+        <w:rPr>
+          <w:lang w:val="en-US"/>
+        </w:rPr>
+        <w:t xml:space="preserve"> = 6;</w:t>
       </w:r>
       <w:r>
         <w:rPr>
@@ -4916,7 +5383,21 @@
           <w:lang w:val="en-US"/>
         </w:rPr>
         <w:br/>
-        <w:t xml:space="preserve">    vector&lt;vector&lt;double&gt;&gt; clusters(numClusters);</w:t>
+        <w:t xml:space="preserve">    vector&lt;vector&lt;double&gt;&gt; clusters(</w:t>
+      </w:r>
+      <w:proofErr w:type="spellStart"/>
+      <w:r>
+        <w:rPr>
+          <w:lang w:val="en-US"/>
+        </w:rPr>
+        <w:t>numClusters</w:t>
+      </w:r>
+      <w:proofErr w:type="spellEnd"/>
+      <w:r>
+        <w:rPr>
+          <w:lang w:val="en-US"/>
+        </w:rPr>
+        <w:t>);</w:t>
       </w:r>
       <w:r>
         <w:rPr>
@@ -4929,7 +5410,21 @@
           <w:lang w:val="en-US"/>
         </w:rPr>
         <w:br/>
-        <w:t xml:space="preserve">    generateClusters(clusters, points, 0);</w:t>
+        <w:t xml:space="preserve">    </w:t>
+      </w:r>
+      <w:proofErr w:type="spellStart"/>
+      <w:r>
+        <w:rPr>
+          <w:lang w:val="en-US"/>
+        </w:rPr>
+        <w:t>generateClusters</w:t>
+      </w:r>
+      <w:proofErr w:type="spellEnd"/>
+      <w:r>
+        <w:rPr>
+          <w:lang w:val="en-US"/>
+        </w:rPr>
+        <w:t>(clusters, points, 0);</w:t>
       </w:r>
       <w:r>
         <w:rPr>
@@ -4942,7 +5437,49 @@
           <w:lang w:val="en-US"/>
         </w:rPr>
         <w:br/>
-        <w:t xml:space="preserve">    cout &lt;&lt; "Best Score: " &lt;&lt; bestScore &lt;&lt; endl;</w:t>
+        <w:t xml:space="preserve">    </w:t>
+      </w:r>
+      <w:proofErr w:type="spellStart"/>
+      <w:r>
+        <w:rPr>
+          <w:lang w:val="en-US"/>
+        </w:rPr>
+        <w:t>cout</w:t>
+      </w:r>
+      <w:proofErr w:type="spellEnd"/>
+      <w:r>
+        <w:rPr>
+          <w:lang w:val="en-US"/>
+        </w:rPr>
+        <w:t xml:space="preserve"> &lt;&lt; "Best Score: " &lt;&lt; </w:t>
+      </w:r>
+      <w:proofErr w:type="spellStart"/>
+      <w:r>
+        <w:rPr>
+          <w:lang w:val="en-US"/>
+        </w:rPr>
+        <w:t>bestScore</w:t>
+      </w:r>
+      <w:proofErr w:type="spellEnd"/>
+      <w:r>
+        <w:rPr>
+          <w:lang w:val="en-US"/>
+        </w:rPr>
+        <w:t xml:space="preserve"> &lt;&lt; </w:t>
+      </w:r>
+      <w:proofErr w:type="spellStart"/>
+      <w:r>
+        <w:rPr>
+          <w:lang w:val="en-US"/>
+        </w:rPr>
+        <w:t>endl</w:t>
+      </w:r>
+      <w:proofErr w:type="spellEnd"/>
+      <w:r>
+        <w:rPr>
+          <w:lang w:val="en-US"/>
+        </w:rPr>
+        <w:t>;</w:t>
       </w:r>
       <w:r>
         <w:rPr>
@@ -4955,21 +5492,77 @@
           <w:lang w:val="en-US"/>
         </w:rPr>
         <w:lastRenderedPageBreak/>
-        <w:t xml:space="preserve">    cout &lt;&lt; "Best Clusters: " &lt;&lt; endl;</w:t>
+        <w:t xml:space="preserve">    </w:t>
+      </w:r>
+      <w:proofErr w:type="spellStart"/>
+      <w:r>
+        <w:rPr>
+          <w:lang w:val="en-US"/>
+        </w:rPr>
+        <w:t>cout</w:t>
+      </w:r>
+      <w:proofErr w:type="spellEnd"/>
+      <w:r>
+        <w:rPr>
+          <w:lang w:val="en-US"/>
+        </w:rPr>
+        <w:t xml:space="preserve"> &lt;&lt; "Best Clusters: " &lt;&lt; </w:t>
+      </w:r>
+      <w:proofErr w:type="spellStart"/>
+      <w:r>
+        <w:rPr>
+          <w:lang w:val="en-US"/>
+        </w:rPr>
+        <w:t>endl</w:t>
+      </w:r>
+      <w:proofErr w:type="spellEnd"/>
+      <w:r>
+        <w:rPr>
+          <w:lang w:val="en-US"/>
+        </w:rPr>
+        <w:t>;</w:t>
       </w:r>
       <w:r>
         <w:rPr>
           <w:lang w:val="en-US"/>
         </w:rPr>
         <w:br/>
-        <w:t xml:space="preserve">    for (const auto&amp; cluster : bestClusters) {</w:t>
+        <w:t xml:space="preserve">    for (const auto&amp; cluster : </w:t>
+      </w:r>
+      <w:proofErr w:type="spellStart"/>
+      <w:r>
+        <w:rPr>
+          <w:lang w:val="en-US"/>
+        </w:rPr>
+        <w:t>bestClusters</w:t>
+      </w:r>
+      <w:proofErr w:type="spellEnd"/>
+      <w:r>
+        <w:rPr>
+          <w:lang w:val="en-US"/>
+        </w:rPr>
+        <w:t>) {</w:t>
       </w:r>
       <w:r>
         <w:rPr>
           <w:lang w:val="en-US"/>
         </w:rPr>
         <w:br/>
-        <w:t xml:space="preserve">        cout &lt;&lt; "[ ";</w:t>
+        <w:t xml:space="preserve">        </w:t>
+      </w:r>
+      <w:proofErr w:type="spellStart"/>
+      <w:r>
+        <w:rPr>
+          <w:lang w:val="en-US"/>
+        </w:rPr>
+        <w:t>cout</w:t>
+      </w:r>
+      <w:proofErr w:type="spellEnd"/>
+      <w:r>
+        <w:rPr>
+          <w:lang w:val="en-US"/>
+        </w:rPr>
+        <w:t xml:space="preserve"> &lt;&lt; "[ ";</w:t>
       </w:r>
       <w:r>
         <w:rPr>
@@ -4983,7 +5576,21 @@
           <w:lang w:val="en-US"/>
         </w:rPr>
         <w:br/>
-        <w:t xml:space="preserve">            cout &lt;&lt; point &lt;&lt; " ";</w:t>
+        <w:t xml:space="preserve">            </w:t>
+      </w:r>
+      <w:proofErr w:type="spellStart"/>
+      <w:r>
+        <w:rPr>
+          <w:lang w:val="en-US"/>
+        </w:rPr>
+        <w:t>cout</w:t>
+      </w:r>
+      <w:proofErr w:type="spellEnd"/>
+      <w:r>
+        <w:rPr>
+          <w:lang w:val="en-US"/>
+        </w:rPr>
+        <w:t xml:space="preserve"> &lt;&lt; point &lt;&lt; " ";</w:t>
       </w:r>
       <w:r>
         <w:rPr>
@@ -4997,7 +5604,35 @@
           <w:lang w:val="en-US"/>
         </w:rPr>
         <w:br/>
-        <w:t xml:space="preserve">        cout &lt;&lt; "]" &lt;&lt; endl;</w:t>
+        <w:t xml:space="preserve">        </w:t>
+      </w:r>
+      <w:proofErr w:type="spellStart"/>
+      <w:r>
+        <w:rPr>
+          <w:lang w:val="en-US"/>
+        </w:rPr>
+        <w:t>cout</w:t>
+      </w:r>
+      <w:proofErr w:type="spellEnd"/>
+      <w:r>
+        <w:rPr>
+          <w:lang w:val="en-US"/>
+        </w:rPr>
+        <w:t xml:space="preserve"> &lt;&lt; "]" &lt;&lt; </w:t>
+      </w:r>
+      <w:proofErr w:type="spellStart"/>
+      <w:r>
+        <w:rPr>
+          <w:lang w:val="en-US"/>
+        </w:rPr>
+        <w:t>endl</w:t>
+      </w:r>
+      <w:proofErr w:type="spellEnd"/>
+      <w:r>
+        <w:rPr>
+          <w:lang w:val="en-US"/>
+        </w:rPr>
+        <w:t>;</w:t>
       </w:r>
       <w:r>
         <w:rPr>
@@ -5077,7 +5712,7 @@
     <w:sdtContent>
       <w:p>
         <w:pPr>
-          <w:pStyle w:val="af3"/>
+          <w:pStyle w:val="Footer"/>
           <w:jc w:val="center"/>
         </w:pPr>
         <w:r>
@@ -5100,7 +5735,7 @@
   </w:sdt>
   <w:p>
     <w:pPr>
-      <w:pStyle w:val="af3"/>
+      <w:pStyle w:val="Footer"/>
     </w:pPr>
   </w:p>
 </w:ftr>
@@ -6601,7 +7236,7 @@
     <w:lvl w:ilvl="0">
       <w:start w:val="1"/>
       <w:numFmt w:val="decimal"/>
-      <w:pStyle w:val="1"/>
+      <w:pStyle w:val="Heading1"/>
       <w:lvlText w:val="%1"/>
       <w:lvlJc w:val="left"/>
       <w:pPr>
@@ -6611,7 +7246,7 @@
     <w:lvl w:ilvl="1">
       <w:start w:val="1"/>
       <w:numFmt w:val="decimal"/>
-      <w:pStyle w:val="2"/>
+      <w:pStyle w:val="Heading2"/>
       <w:lvlText w:val="%1.%2"/>
       <w:lvlJc w:val="left"/>
       <w:pPr>
@@ -6621,7 +7256,7 @@
     <w:lvl w:ilvl="2">
       <w:start w:val="1"/>
       <w:numFmt w:val="decimal"/>
-      <w:pStyle w:val="3"/>
+      <w:pStyle w:val="Heading3"/>
       <w:lvlText w:val="%1.%2.%3"/>
       <w:lvlJc w:val="left"/>
       <w:pPr>
@@ -6631,7 +7266,7 @@
     <w:lvl w:ilvl="3">
       <w:start w:val="1"/>
       <w:numFmt w:val="decimal"/>
-      <w:pStyle w:val="4"/>
+      <w:pStyle w:val="Heading4"/>
       <w:lvlText w:val="%1.%2.%3.%4"/>
       <w:lvlJc w:val="left"/>
       <w:pPr>
@@ -6641,7 +7276,7 @@
     <w:lvl w:ilvl="4">
       <w:start w:val="1"/>
       <w:numFmt w:val="decimal"/>
-      <w:pStyle w:val="5"/>
+      <w:pStyle w:val="Heading5"/>
       <w:lvlText w:val="%1.%2.%3.%4.%5"/>
       <w:lvlJc w:val="left"/>
       <w:pPr>
@@ -6651,7 +7286,7 @@
     <w:lvl w:ilvl="5">
       <w:start w:val="1"/>
       <w:numFmt w:val="decimal"/>
-      <w:pStyle w:val="6"/>
+      <w:pStyle w:val="Heading6"/>
       <w:lvlText w:val="%1.%2.%3.%4.%5.%6"/>
       <w:lvlJc w:val="left"/>
       <w:pPr>
@@ -6661,7 +7296,7 @@
     <w:lvl w:ilvl="6">
       <w:start w:val="1"/>
       <w:numFmt w:val="decimal"/>
-      <w:pStyle w:val="7"/>
+      <w:pStyle w:val="Heading7"/>
       <w:lvlText w:val="%1.%2.%3.%4.%5.%6.%7"/>
       <w:lvlJc w:val="left"/>
       <w:pPr>
@@ -6671,7 +7306,7 @@
     <w:lvl w:ilvl="7">
       <w:start w:val="1"/>
       <w:numFmt w:val="decimal"/>
-      <w:pStyle w:val="8"/>
+      <w:pStyle w:val="Heading8"/>
       <w:lvlText w:val="%1.%2.%3.%4.%5.%6.%7.%8"/>
       <w:lvlJc w:val="left"/>
       <w:pPr>
@@ -6681,7 +7316,7 @@
     <w:lvl w:ilvl="8">
       <w:start w:val="1"/>
       <w:numFmt w:val="decimal"/>
-      <w:pStyle w:val="9"/>
+      <w:pStyle w:val="Heading9"/>
       <w:lvlText w:val="%1.%2.%3.%4.%5.%6.%7.%8.%9"/>
       <w:lvlJc w:val="left"/>
       <w:pPr>
@@ -9002,16 +9637,16 @@
     <w:lsdException w:name="Unresolved Mention" w:semiHidden="1" w:unhideWhenUsed="1"/>
     <w:lsdException w:name="Smart Link" w:semiHidden="1" w:unhideWhenUsed="1"/>
   </w:latentStyles>
-  <w:style w:type="paragraph" w:default="1" w:styleId="a">
+  <w:style w:type="paragraph" w:default="1" w:styleId="Normal">
     <w:name w:val="Normal"/>
     <w:qFormat/>
     <w:rsid w:val="00F437A7"/>
   </w:style>
-  <w:style w:type="paragraph" w:styleId="1">
+  <w:style w:type="paragraph" w:styleId="Heading1">
     <w:name w:val="heading 1"/>
-    <w:basedOn w:val="a"/>
-    <w:next w:val="a"/>
-    <w:link w:val="10"/>
+    <w:basedOn w:val="Normal"/>
+    <w:next w:val="Normal"/>
+    <w:link w:val="Heading1Char"/>
     <w:uiPriority w:val="9"/>
     <w:qFormat/>
     <w:rsid w:val="005E0D9C"/>
@@ -9031,11 +9666,11 @@
       <w:szCs w:val="40"/>
     </w:rPr>
   </w:style>
-  <w:style w:type="paragraph" w:styleId="2">
+  <w:style w:type="paragraph" w:styleId="Heading2">
     <w:name w:val="heading 2"/>
-    <w:basedOn w:val="a"/>
-    <w:next w:val="a"/>
-    <w:link w:val="20"/>
+    <w:basedOn w:val="Normal"/>
+    <w:next w:val="Normal"/>
+    <w:link w:val="Heading2Char"/>
     <w:uiPriority w:val="9"/>
     <w:semiHidden/>
     <w:unhideWhenUsed/>
@@ -9058,11 +9693,11 @@
       <w:szCs w:val="32"/>
     </w:rPr>
   </w:style>
-  <w:style w:type="paragraph" w:styleId="3">
+  <w:style w:type="paragraph" w:styleId="Heading3">
     <w:name w:val="heading 3"/>
-    <w:basedOn w:val="a"/>
-    <w:next w:val="a"/>
-    <w:link w:val="30"/>
+    <w:basedOn w:val="Normal"/>
+    <w:next w:val="Normal"/>
+    <w:link w:val="Heading3Char"/>
     <w:uiPriority w:val="9"/>
     <w:unhideWhenUsed/>
     <w:qFormat/>
@@ -9084,11 +9719,11 @@
       <w:szCs w:val="28"/>
     </w:rPr>
   </w:style>
-  <w:style w:type="paragraph" w:styleId="4">
+  <w:style w:type="paragraph" w:styleId="Heading4">
     <w:name w:val="heading 4"/>
-    <w:basedOn w:val="a"/>
-    <w:next w:val="a"/>
-    <w:link w:val="40"/>
+    <w:basedOn w:val="Normal"/>
+    <w:next w:val="Normal"/>
+    <w:link w:val="Heading4Char"/>
     <w:uiPriority w:val="9"/>
     <w:semiHidden/>
     <w:unhideWhenUsed/>
@@ -9111,11 +9746,11 @@
       <w:color w:val="0F4761" w:themeColor="accent1" w:themeShade="BF"/>
     </w:rPr>
   </w:style>
-  <w:style w:type="paragraph" w:styleId="5">
+  <w:style w:type="paragraph" w:styleId="Heading5">
     <w:name w:val="heading 5"/>
-    <w:basedOn w:val="a"/>
-    <w:next w:val="a"/>
-    <w:link w:val="50"/>
+    <w:basedOn w:val="Normal"/>
+    <w:next w:val="Normal"/>
+    <w:link w:val="Heading5Char"/>
     <w:uiPriority w:val="9"/>
     <w:semiHidden/>
     <w:unhideWhenUsed/>
@@ -9136,11 +9771,11 @@
       <w:color w:val="0F4761" w:themeColor="accent1" w:themeShade="BF"/>
     </w:rPr>
   </w:style>
-  <w:style w:type="paragraph" w:styleId="6">
+  <w:style w:type="paragraph" w:styleId="Heading6">
     <w:name w:val="heading 6"/>
-    <w:basedOn w:val="a"/>
-    <w:next w:val="a"/>
-    <w:link w:val="60"/>
+    <w:basedOn w:val="Normal"/>
+    <w:next w:val="Normal"/>
+    <w:link w:val="Heading6Char"/>
     <w:uiPriority w:val="9"/>
     <w:semiHidden/>
     <w:unhideWhenUsed/>
@@ -9163,11 +9798,11 @@
       <w:color w:val="595959" w:themeColor="text1" w:themeTint="A6"/>
     </w:rPr>
   </w:style>
-  <w:style w:type="paragraph" w:styleId="7">
+  <w:style w:type="paragraph" w:styleId="Heading7">
     <w:name w:val="heading 7"/>
-    <w:basedOn w:val="a"/>
-    <w:next w:val="a"/>
-    <w:link w:val="70"/>
+    <w:basedOn w:val="Normal"/>
+    <w:next w:val="Normal"/>
+    <w:link w:val="Heading7Char"/>
     <w:uiPriority w:val="9"/>
     <w:semiHidden/>
     <w:unhideWhenUsed/>
@@ -9188,11 +9823,11 @@
       <w:color w:val="595959" w:themeColor="text1" w:themeTint="A6"/>
     </w:rPr>
   </w:style>
-  <w:style w:type="paragraph" w:styleId="8">
+  <w:style w:type="paragraph" w:styleId="Heading8">
     <w:name w:val="heading 8"/>
-    <w:basedOn w:val="a"/>
-    <w:next w:val="a"/>
-    <w:link w:val="80"/>
+    <w:basedOn w:val="Normal"/>
+    <w:next w:val="Normal"/>
+    <w:link w:val="Heading8Char"/>
     <w:uiPriority w:val="9"/>
     <w:semiHidden/>
     <w:unhideWhenUsed/>
@@ -9215,11 +9850,11 @@
       <w:color w:val="272727" w:themeColor="text1" w:themeTint="D8"/>
     </w:rPr>
   </w:style>
-  <w:style w:type="paragraph" w:styleId="9">
+  <w:style w:type="paragraph" w:styleId="Heading9">
     <w:name w:val="heading 9"/>
-    <w:basedOn w:val="a"/>
-    <w:next w:val="a"/>
-    <w:link w:val="90"/>
+    <w:basedOn w:val="Normal"/>
+    <w:next w:val="Normal"/>
+    <w:link w:val="Heading9Char"/>
     <w:uiPriority w:val="9"/>
     <w:semiHidden/>
     <w:unhideWhenUsed/>
@@ -9240,13 +9875,13 @@
       <w:color w:val="272727" w:themeColor="text1" w:themeTint="D8"/>
     </w:rPr>
   </w:style>
-  <w:style w:type="character" w:default="1" w:styleId="a0">
+  <w:style w:type="character" w:default="1" w:styleId="DefaultParagraphFont">
     <w:name w:val="Default Paragraph Font"/>
     <w:uiPriority w:val="1"/>
     <w:semiHidden/>
     <w:unhideWhenUsed/>
   </w:style>
-  <w:style w:type="table" w:default="1" w:styleId="a1">
+  <w:style w:type="table" w:default="1" w:styleId="TableNormal">
     <w:name w:val="Normal Table"/>
     <w:uiPriority w:val="99"/>
     <w:semiHidden/>
@@ -9261,7 +9896,7 @@
       </w:tblCellMar>
     </w:tblPr>
   </w:style>
-  <w:style w:type="numbering" w:default="1" w:styleId="a2">
+  <w:style w:type="numbering" w:default="1" w:styleId="NoList">
     <w:name w:val="No List"/>
     <w:uiPriority w:val="99"/>
     <w:semiHidden/>
@@ -9269,7 +9904,7 @@
   </w:style>
   <w:style w:type="paragraph" w:customStyle="1" w:styleId="14">
     <w:name w:val="ГОСТ 14пт"/>
-    <w:basedOn w:val="a"/>
+    <w:basedOn w:val="Normal"/>
     <w:link w:val="140"/>
     <w:qFormat/>
     <w:rsid w:val="0051513F"/>
@@ -9285,7 +9920,7 @@
   </w:style>
   <w:style w:type="character" w:customStyle="1" w:styleId="140">
     <w:name w:val="ГОСТ 14пт Знак"/>
-    <w:basedOn w:val="a0"/>
+    <w:basedOn w:val="DefaultParagraphFont"/>
     <w:link w:val="14"/>
     <w:rsid w:val="0051513F"/>
     <w:rPr>
@@ -9293,10 +9928,10 @@
       <w:sz w:val="28"/>
     </w:rPr>
   </w:style>
-  <w:style w:type="paragraph" w:customStyle="1" w:styleId="a3">
+  <w:style w:type="paragraph" w:customStyle="1" w:styleId="a">
     <w:name w:val="ГОСТ Рис"/>
     <w:basedOn w:val="16"/>
-    <w:link w:val="a4"/>
+    <w:link w:val="a0"/>
     <w:qFormat/>
     <w:rsid w:val="0051513F"/>
     <w:pPr>
@@ -9307,10 +9942,10 @@
       <w:sz w:val="28"/>
     </w:rPr>
   </w:style>
-  <w:style w:type="character" w:customStyle="1" w:styleId="a4">
+  <w:style w:type="character" w:customStyle="1" w:styleId="a0">
     <w:name w:val="ГОСТ Рис Знак"/>
     <w:basedOn w:val="160"/>
-    <w:link w:val="a3"/>
+    <w:link w:val="a"/>
     <w:rsid w:val="0051513F"/>
     <w:rPr>
       <w:rFonts w:ascii="Times New Roman" w:hAnsi="Times New Roman"/>
@@ -9340,10 +9975,10 @@
       <w:sz w:val="32"/>
     </w:rPr>
   </w:style>
-  <w:style w:type="character" w:customStyle="1" w:styleId="10">
-    <w:name w:val="Заголовок 1 Знак"/>
-    <w:basedOn w:val="a0"/>
-    <w:link w:val="1"/>
+  <w:style w:type="character" w:customStyle="1" w:styleId="Heading1Char">
+    <w:name w:val="Heading 1 Char"/>
+    <w:basedOn w:val="DefaultParagraphFont"/>
+    <w:link w:val="Heading1"/>
     <w:uiPriority w:val="9"/>
     <w:rsid w:val="005E0D9C"/>
     <w:rPr>
@@ -9353,10 +9988,10 @@
       <w:szCs w:val="40"/>
     </w:rPr>
   </w:style>
-  <w:style w:type="character" w:customStyle="1" w:styleId="20">
-    <w:name w:val="Заголовок 2 Знак"/>
-    <w:basedOn w:val="a0"/>
-    <w:link w:val="2"/>
+  <w:style w:type="character" w:customStyle="1" w:styleId="Heading2Char">
+    <w:name w:val="Heading 2 Char"/>
+    <w:basedOn w:val="DefaultParagraphFont"/>
+    <w:link w:val="Heading2"/>
     <w:uiPriority w:val="9"/>
     <w:semiHidden/>
     <w:rsid w:val="005E0D9C"/>
@@ -9367,10 +10002,10 @@
       <w:szCs w:val="32"/>
     </w:rPr>
   </w:style>
-  <w:style w:type="character" w:customStyle="1" w:styleId="30">
-    <w:name w:val="Заголовок 3 Знак"/>
-    <w:basedOn w:val="a0"/>
-    <w:link w:val="3"/>
+  <w:style w:type="character" w:customStyle="1" w:styleId="Heading3Char">
+    <w:name w:val="Heading 3 Char"/>
+    <w:basedOn w:val="DefaultParagraphFont"/>
+    <w:link w:val="Heading3"/>
     <w:uiPriority w:val="9"/>
     <w:rsid w:val="005E0D9C"/>
     <w:rPr>
@@ -9380,10 +10015,10 @@
       <w:szCs w:val="28"/>
     </w:rPr>
   </w:style>
-  <w:style w:type="character" w:customStyle="1" w:styleId="40">
-    <w:name w:val="Заголовок 4 Знак"/>
-    <w:basedOn w:val="a0"/>
-    <w:link w:val="4"/>
+  <w:style w:type="character" w:customStyle="1" w:styleId="Heading4Char">
+    <w:name w:val="Heading 4 Char"/>
+    <w:basedOn w:val="DefaultParagraphFont"/>
+    <w:link w:val="Heading4"/>
     <w:uiPriority w:val="9"/>
     <w:semiHidden/>
     <w:rsid w:val="005E0D9C"/>
@@ -9394,10 +10029,10 @@
       <w:color w:val="0F4761" w:themeColor="accent1" w:themeShade="BF"/>
     </w:rPr>
   </w:style>
-  <w:style w:type="character" w:customStyle="1" w:styleId="50">
-    <w:name w:val="Заголовок 5 Знак"/>
-    <w:basedOn w:val="a0"/>
-    <w:link w:val="5"/>
+  <w:style w:type="character" w:customStyle="1" w:styleId="Heading5Char">
+    <w:name w:val="Heading 5 Char"/>
+    <w:basedOn w:val="DefaultParagraphFont"/>
+    <w:link w:val="Heading5"/>
     <w:uiPriority w:val="9"/>
     <w:semiHidden/>
     <w:rsid w:val="005E0D9C"/>
@@ -9406,10 +10041,10 @@
       <w:color w:val="0F4761" w:themeColor="accent1" w:themeShade="BF"/>
     </w:rPr>
   </w:style>
-  <w:style w:type="character" w:customStyle="1" w:styleId="60">
-    <w:name w:val="Заголовок 6 Знак"/>
-    <w:basedOn w:val="a0"/>
-    <w:link w:val="6"/>
+  <w:style w:type="character" w:customStyle="1" w:styleId="Heading6Char">
+    <w:name w:val="Heading 6 Char"/>
+    <w:basedOn w:val="DefaultParagraphFont"/>
+    <w:link w:val="Heading6"/>
     <w:uiPriority w:val="9"/>
     <w:semiHidden/>
     <w:rsid w:val="005E0D9C"/>
@@ -9420,10 +10055,10 @@
       <w:color w:val="595959" w:themeColor="text1" w:themeTint="A6"/>
     </w:rPr>
   </w:style>
-  <w:style w:type="character" w:customStyle="1" w:styleId="70">
-    <w:name w:val="Заголовок 7 Знак"/>
-    <w:basedOn w:val="a0"/>
-    <w:link w:val="7"/>
+  <w:style w:type="character" w:customStyle="1" w:styleId="Heading7Char">
+    <w:name w:val="Heading 7 Char"/>
+    <w:basedOn w:val="DefaultParagraphFont"/>
+    <w:link w:val="Heading7"/>
     <w:uiPriority w:val="9"/>
     <w:semiHidden/>
     <w:rsid w:val="005E0D9C"/>
@@ -9432,10 +10067,10 @@
       <w:color w:val="595959" w:themeColor="text1" w:themeTint="A6"/>
     </w:rPr>
   </w:style>
-  <w:style w:type="character" w:customStyle="1" w:styleId="80">
-    <w:name w:val="Заголовок 8 Знак"/>
-    <w:basedOn w:val="a0"/>
-    <w:link w:val="8"/>
+  <w:style w:type="character" w:customStyle="1" w:styleId="Heading8Char">
+    <w:name w:val="Heading 8 Char"/>
+    <w:basedOn w:val="DefaultParagraphFont"/>
+    <w:link w:val="Heading8"/>
     <w:uiPriority w:val="9"/>
     <w:semiHidden/>
     <w:rsid w:val="005E0D9C"/>
@@ -9446,10 +10081,10 @@
       <w:color w:val="272727" w:themeColor="text1" w:themeTint="D8"/>
     </w:rPr>
   </w:style>
-  <w:style w:type="character" w:customStyle="1" w:styleId="90">
-    <w:name w:val="Заголовок 9 Знак"/>
-    <w:basedOn w:val="a0"/>
-    <w:link w:val="9"/>
+  <w:style w:type="character" w:customStyle="1" w:styleId="Heading9Char">
+    <w:name w:val="Heading 9 Char"/>
+    <w:basedOn w:val="DefaultParagraphFont"/>
+    <w:link w:val="Heading9"/>
     <w:uiPriority w:val="9"/>
     <w:semiHidden/>
     <w:rsid w:val="005E0D9C"/>
@@ -9458,11 +10093,11 @@
       <w:color w:val="272727" w:themeColor="text1" w:themeTint="D8"/>
     </w:rPr>
   </w:style>
-  <w:style w:type="paragraph" w:styleId="a5">
+  <w:style w:type="paragraph" w:styleId="Title">
     <w:name w:val="Title"/>
-    <w:basedOn w:val="a"/>
-    <w:next w:val="a"/>
-    <w:link w:val="a6"/>
+    <w:basedOn w:val="Normal"/>
+    <w:next w:val="Normal"/>
+    <w:link w:val="TitleChar"/>
     <w:uiPriority w:val="10"/>
     <w:qFormat/>
     <w:rsid w:val="005E0D9C"/>
@@ -9478,10 +10113,10 @@
       <w:szCs w:val="56"/>
     </w:rPr>
   </w:style>
-  <w:style w:type="character" w:customStyle="1" w:styleId="a6">
-    <w:name w:val="Заголовок Знак"/>
-    <w:basedOn w:val="a0"/>
-    <w:link w:val="a5"/>
+  <w:style w:type="character" w:customStyle="1" w:styleId="TitleChar">
+    <w:name w:val="Title Char"/>
+    <w:basedOn w:val="DefaultParagraphFont"/>
+    <w:link w:val="Title"/>
     <w:uiPriority w:val="10"/>
     <w:rsid w:val="005E0D9C"/>
     <w:rPr>
@@ -9492,11 +10127,11 @@
       <w:szCs w:val="56"/>
     </w:rPr>
   </w:style>
-  <w:style w:type="paragraph" w:styleId="a7">
+  <w:style w:type="paragraph" w:styleId="Subtitle">
     <w:name w:val="Subtitle"/>
-    <w:basedOn w:val="a"/>
-    <w:next w:val="a"/>
-    <w:link w:val="a8"/>
+    <w:basedOn w:val="Normal"/>
+    <w:next w:val="Normal"/>
+    <w:link w:val="SubtitleChar"/>
     <w:uiPriority w:val="11"/>
     <w:qFormat/>
     <w:rsid w:val="005E0D9C"/>
@@ -9513,10 +10148,10 @@
       <w:szCs w:val="28"/>
     </w:rPr>
   </w:style>
-  <w:style w:type="character" w:customStyle="1" w:styleId="a8">
-    <w:name w:val="Подзаголовок Знак"/>
-    <w:basedOn w:val="a0"/>
-    <w:link w:val="a7"/>
+  <w:style w:type="character" w:customStyle="1" w:styleId="SubtitleChar">
+    <w:name w:val="Subtitle Char"/>
+    <w:basedOn w:val="DefaultParagraphFont"/>
+    <w:link w:val="Subtitle"/>
     <w:uiPriority w:val="11"/>
     <w:rsid w:val="005E0D9C"/>
     <w:rPr>
@@ -9527,11 +10162,11 @@
       <w:szCs w:val="28"/>
     </w:rPr>
   </w:style>
-  <w:style w:type="paragraph" w:styleId="21">
+  <w:style w:type="paragraph" w:styleId="Quote">
     <w:name w:val="Quote"/>
-    <w:basedOn w:val="a"/>
-    <w:next w:val="a"/>
-    <w:link w:val="22"/>
+    <w:basedOn w:val="Normal"/>
+    <w:next w:val="Normal"/>
+    <w:link w:val="QuoteChar"/>
     <w:uiPriority w:val="29"/>
     <w:qFormat/>
     <w:rsid w:val="005E0D9C"/>
@@ -9545,10 +10180,10 @@
       <w:color w:val="404040" w:themeColor="text1" w:themeTint="BF"/>
     </w:rPr>
   </w:style>
-  <w:style w:type="character" w:customStyle="1" w:styleId="22">
-    <w:name w:val="Цитата 2 Знак"/>
-    <w:basedOn w:val="a0"/>
-    <w:link w:val="21"/>
+  <w:style w:type="character" w:customStyle="1" w:styleId="QuoteChar">
+    <w:name w:val="Quote Char"/>
+    <w:basedOn w:val="DefaultParagraphFont"/>
+    <w:link w:val="Quote"/>
     <w:uiPriority w:val="29"/>
     <w:rsid w:val="005E0D9C"/>
     <w:rPr>
@@ -9557,9 +10192,9 @@
       <w:color w:val="404040" w:themeColor="text1" w:themeTint="BF"/>
     </w:rPr>
   </w:style>
-  <w:style w:type="paragraph" w:styleId="a9">
+  <w:style w:type="paragraph" w:styleId="ListParagraph">
     <w:name w:val="List Paragraph"/>
-    <w:basedOn w:val="a"/>
+    <w:basedOn w:val="Normal"/>
     <w:uiPriority w:val="34"/>
     <w:qFormat/>
     <w:rsid w:val="005E0D9C"/>
@@ -9568,9 +10203,9 @@
       <w:contextualSpacing/>
     </w:pPr>
   </w:style>
-  <w:style w:type="character" w:styleId="aa">
+  <w:style w:type="character" w:styleId="IntenseEmphasis">
     <w:name w:val="Intense Emphasis"/>
-    <w:basedOn w:val="a0"/>
+    <w:basedOn w:val="DefaultParagraphFont"/>
     <w:uiPriority w:val="21"/>
     <w:qFormat/>
     <w:rsid w:val="005E0D9C"/>
@@ -9580,11 +10215,11 @@
       <w:color w:val="0F4761" w:themeColor="accent1" w:themeShade="BF"/>
     </w:rPr>
   </w:style>
-  <w:style w:type="paragraph" w:styleId="ab">
+  <w:style w:type="paragraph" w:styleId="IntenseQuote">
     <w:name w:val="Intense Quote"/>
-    <w:basedOn w:val="a"/>
-    <w:next w:val="a"/>
-    <w:link w:val="ac"/>
+    <w:basedOn w:val="Normal"/>
+    <w:next w:val="Normal"/>
+    <w:link w:val="IntenseQuoteChar"/>
     <w:uiPriority w:val="30"/>
     <w:qFormat/>
     <w:rsid w:val="005E0D9C"/>
@@ -9603,10 +10238,10 @@
       <w:color w:val="0F4761" w:themeColor="accent1" w:themeShade="BF"/>
     </w:rPr>
   </w:style>
-  <w:style w:type="character" w:customStyle="1" w:styleId="ac">
-    <w:name w:val="Выделенная цитата Знак"/>
-    <w:basedOn w:val="a0"/>
-    <w:link w:val="ab"/>
+  <w:style w:type="character" w:customStyle="1" w:styleId="IntenseQuoteChar">
+    <w:name w:val="Intense Quote Char"/>
+    <w:basedOn w:val="DefaultParagraphFont"/>
+    <w:link w:val="IntenseQuote"/>
     <w:uiPriority w:val="30"/>
     <w:rsid w:val="005E0D9C"/>
     <w:rPr>
@@ -9615,9 +10250,9 @@
       <w:color w:val="0F4761" w:themeColor="accent1" w:themeShade="BF"/>
     </w:rPr>
   </w:style>
-  <w:style w:type="character" w:styleId="ad">
+  <w:style w:type="character" w:styleId="IntenseReference">
     <w:name w:val="Intense Reference"/>
-    <w:basedOn w:val="a0"/>
+    <w:basedOn w:val="DefaultParagraphFont"/>
     <w:uiPriority w:val="32"/>
     <w:qFormat/>
     <w:rsid w:val="005E0D9C"/>
@@ -9629,9 +10264,9 @@
       <w:spacing w:val="5"/>
     </w:rPr>
   </w:style>
-  <w:style w:type="table" w:styleId="ae">
+  <w:style w:type="table" w:styleId="TableGrid">
     <w:name w:val="Table Grid"/>
-    <w:basedOn w:val="a1"/>
+    <w:basedOn w:val="TableNormal"/>
     <w:uiPriority w:val="39"/>
     <w:rsid w:val="00F437A7"/>
     <w:pPr>
@@ -9648,9 +10283,9 @@
       </w:tblBorders>
     </w:tblPr>
   </w:style>
-  <w:style w:type="character" w:styleId="af">
+  <w:style w:type="character" w:styleId="Hyperlink">
     <w:name w:val="Hyperlink"/>
-    <w:basedOn w:val="a0"/>
+    <w:basedOn w:val="DefaultParagraphFont"/>
     <w:uiPriority w:val="99"/>
     <w:unhideWhenUsed/>
     <w:rsid w:val="00AC2F83"/>
@@ -9659,9 +10294,9 @@
       <w:u w:val="single"/>
     </w:rPr>
   </w:style>
-  <w:style w:type="character" w:styleId="af0">
+  <w:style w:type="character" w:styleId="UnresolvedMention">
     <w:name w:val="Unresolved Mention"/>
-    <w:basedOn w:val="a0"/>
+    <w:basedOn w:val="DefaultParagraphFont"/>
     <w:uiPriority w:val="99"/>
     <w:semiHidden/>
     <w:unhideWhenUsed/>
@@ -9671,10 +10306,10 @@
       <w:shd w:val="clear" w:color="auto" w:fill="E1DFDD"/>
     </w:rPr>
   </w:style>
-  <w:style w:type="paragraph" w:styleId="af1">
+  <w:style w:type="paragraph" w:styleId="Header">
     <w:name w:val="header"/>
-    <w:basedOn w:val="a"/>
-    <w:link w:val="af2"/>
+    <w:basedOn w:val="Normal"/>
+    <w:link w:val="HeaderChar"/>
     <w:uiPriority w:val="99"/>
     <w:unhideWhenUsed/>
     <w:rsid w:val="00F11608"/>
@@ -9686,17 +10321,17 @@
       <w:spacing w:after="0" w:line="240" w:lineRule="auto"/>
     </w:pPr>
   </w:style>
-  <w:style w:type="character" w:customStyle="1" w:styleId="af2">
-    <w:name w:val="Верхний колонтитул Знак"/>
-    <w:basedOn w:val="a0"/>
-    <w:link w:val="af1"/>
+  <w:style w:type="character" w:customStyle="1" w:styleId="HeaderChar">
+    <w:name w:val="Header Char"/>
+    <w:basedOn w:val="DefaultParagraphFont"/>
+    <w:link w:val="Header"/>
     <w:uiPriority w:val="99"/>
     <w:rsid w:val="00F11608"/>
   </w:style>
-  <w:style w:type="paragraph" w:styleId="af3">
+  <w:style w:type="paragraph" w:styleId="Footer">
     <w:name w:val="footer"/>
-    <w:basedOn w:val="a"/>
-    <w:link w:val="af4"/>
+    <w:basedOn w:val="Normal"/>
+    <w:link w:val="FooterChar"/>
     <w:uiPriority w:val="99"/>
     <w:unhideWhenUsed/>
     <w:rsid w:val="00F11608"/>
@@ -9708,17 +10343,17 @@
       <w:spacing w:after="0" w:line="240" w:lineRule="auto"/>
     </w:pPr>
   </w:style>
-  <w:style w:type="character" w:customStyle="1" w:styleId="af4">
-    <w:name w:val="Нижний колонтитул Знак"/>
-    <w:basedOn w:val="a0"/>
-    <w:link w:val="af3"/>
+  <w:style w:type="character" w:customStyle="1" w:styleId="FooterChar">
+    <w:name w:val="Footer Char"/>
+    <w:basedOn w:val="DefaultParagraphFont"/>
+    <w:link w:val="Footer"/>
     <w:uiPriority w:val="99"/>
     <w:rsid w:val="00F11608"/>
   </w:style>
-  <w:style w:type="paragraph" w:styleId="af5">
+  <w:style w:type="paragraph" w:styleId="TOCHeading">
     <w:name w:val="TOC Heading"/>
-    <w:basedOn w:val="1"/>
-    <w:next w:val="a"/>
+    <w:basedOn w:val="Heading1"/>
+    <w:next w:val="Normal"/>
     <w:uiPriority w:val="39"/>
     <w:unhideWhenUsed/>
     <w:qFormat/>
@@ -9735,10 +10370,10 @@
       <w14:ligatures w14:val="none"/>
     </w:rPr>
   </w:style>
-  <w:style w:type="paragraph" w:styleId="11">
+  <w:style w:type="paragraph" w:styleId="TOC1">
     <w:name w:val="toc 1"/>
-    <w:basedOn w:val="a"/>
-    <w:next w:val="a"/>
+    <w:basedOn w:val="Normal"/>
+    <w:next w:val="Normal"/>
     <w:autoRedefine/>
     <w:uiPriority w:val="39"/>
     <w:unhideWhenUsed/>
@@ -9747,11 +10382,11 @@
       <w:spacing w:after="100"/>
     </w:pPr>
   </w:style>
-  <w:style w:type="paragraph" w:customStyle="1" w:styleId="12">
+  <w:style w:type="paragraph" w:customStyle="1" w:styleId="1">
     <w:name w:val="Гост Заголовок 1"/>
-    <w:basedOn w:val="1"/>
+    <w:basedOn w:val="Heading1"/>
     <w:next w:val="14"/>
-    <w:link w:val="13"/>
+    <w:link w:val="10"/>
     <w:qFormat/>
     <w:rsid w:val="00E81D69"/>
     <w:pPr>
@@ -9767,10 +10402,10 @@
       <w:sz w:val="28"/>
     </w:rPr>
   </w:style>
-  <w:style w:type="character" w:customStyle="1" w:styleId="13">
+  <w:style w:type="character" w:customStyle="1" w:styleId="10">
     <w:name w:val="Гост Заголовок 1 Знак"/>
     <w:basedOn w:val="160"/>
-    <w:link w:val="12"/>
+    <w:link w:val="1"/>
     <w:rsid w:val="004E1854"/>
     <w:rPr>
       <w:rFonts w:ascii="Times New Roman" w:eastAsiaTheme="majorEastAsia" w:hAnsi="Times New Roman" w:cs="Times New Roman"/>
@@ -9780,11 +10415,11 @@
       <w:szCs w:val="40"/>
     </w:rPr>
   </w:style>
-  <w:style w:type="paragraph" w:customStyle="1" w:styleId="23">
+  <w:style w:type="paragraph" w:customStyle="1" w:styleId="2">
     <w:name w:val="Гост Заголовок 2"/>
-    <w:basedOn w:val="2"/>
+    <w:basedOn w:val="Heading2"/>
     <w:next w:val="14"/>
-    <w:link w:val="24"/>
+    <w:link w:val="20"/>
     <w:qFormat/>
     <w:rsid w:val="004E1854"/>
     <w:rPr>
@@ -9793,10 +10428,10 @@
       <w:sz w:val="28"/>
     </w:rPr>
   </w:style>
-  <w:style w:type="character" w:customStyle="1" w:styleId="24">
+  <w:style w:type="character" w:customStyle="1" w:styleId="20">
     <w:name w:val="Гост Заголовок 2 Знак"/>
-    <w:basedOn w:val="20"/>
-    <w:link w:val="23"/>
+    <w:basedOn w:val="Heading2Char"/>
+    <w:link w:val="2"/>
     <w:rsid w:val="004E1854"/>
     <w:rPr>
       <w:rFonts w:ascii="Times New Roman" w:eastAsiaTheme="majorEastAsia" w:hAnsi="Times New Roman" w:cstheme="majorBidi"/>
@@ -9805,10 +10440,10 @@
       <w:szCs w:val="32"/>
     </w:rPr>
   </w:style>
-  <w:style w:type="paragraph" w:styleId="25">
+  <w:style w:type="paragraph" w:styleId="TOC2">
     <w:name w:val="toc 2"/>
-    <w:basedOn w:val="a"/>
-    <w:next w:val="a"/>
+    <w:basedOn w:val="Normal"/>
+    <w:next w:val="Normal"/>
     <w:autoRedefine/>
     <w:uiPriority w:val="39"/>
     <w:unhideWhenUsed/>
@@ -9818,9 +10453,9 @@
       <w:ind w:left="240"/>
     </w:pPr>
   </w:style>
-  <w:style w:type="character" w:styleId="af6">
+  <w:style w:type="character" w:styleId="FollowedHyperlink">
     <w:name w:val="FollowedHyperlink"/>
-    <w:basedOn w:val="a0"/>
+    <w:basedOn w:val="DefaultParagraphFont"/>
     <w:uiPriority w:val="99"/>
     <w:semiHidden/>
     <w:unhideWhenUsed/>
